--- a/tfl/tables/T-AE-05.docx
+++ b/tfl/tables/T-AE-05.docx
@@ -3714,7 +3714,7 @@
           <w:szCs w:val="14"/>
           <w:color w:val="C0392B"/>
         </w:rPr>
-        <w:t xml:space="preserve">DRAFT — produced 2026-05-16 — synthetic data, NOT for regulatory submission</w:t>
+        <w:t xml:space="preserve">DRAFT — produced 2026-05-17 — synthetic data, NOT for regulatory submission</w:t>
       </w:r>
     </w:p>
     <w:sectPr>

--- a/tfl/tables/T-AE-05.docx
+++ b/tfl/tables/T-AE-05.docx
@@ -3714,7 +3714,7 @@
           <w:szCs w:val="14"/>
           <w:color w:val="C0392B"/>
         </w:rPr>
-        <w:t xml:space="preserve">DRAFT — produced 2026-05-17 — synthetic data, NOT for regulatory submission</w:t>
+        <w:t xml:space="preserve">DRAFT — produced 2026-06-05 — synthetic data, NOT for regulatory submission</w:t>
       </w:r>
     </w:p>
     <w:sectPr>

--- a/tfl/tables/T-AE-05.docx
+++ b/tfl/tables/T-AE-05.docx
@@ -484,7 +484,7 @@
                 <w:szCs w:val="18"/>
                 <w:color w:val="000000"/>
               </w:rPr>
-              <w:t xml:space="preserve">2 (0.9)</w:t>
+              <w:t xml:space="preserve">4 (1.8)</w:t>
             </w:r>
           </w:p>
         </w:tc>
@@ -539,7 +539,7 @@
                 <w:szCs w:val="18"/>
                 <w:color w:val="000000"/>
               </w:rPr>
-              <w:t xml:space="preserve">7 (3.1)</w:t>
+              <w:t xml:space="preserve">19 (8.5)</w:t>
             </w:r>
           </w:p>
         </w:tc>
@@ -599,7 +599,7 @@
                 <w:szCs w:val="18"/>
                 <w:color w:val="000000"/>
               </w:rPr>
-              <w:t xml:space="preserve">Endocrine disorders</w:t>
+              <w:t xml:space="preserve">  Hypothyroidism</w:t>
             </w:r>
           </w:p>
         </w:tc>
@@ -654,7 +654,7 @@
                 <w:szCs w:val="18"/>
                 <w:color w:val="000000"/>
               </w:rPr>
-              <w:t xml:space="preserve">—</w:t>
+              <w:t xml:space="preserve">2 (0.9)</w:t>
             </w:r>
           </w:p>
         </w:tc>
@@ -709,7 +709,7 @@
                 <w:szCs w:val="18"/>
                 <w:color w:val="000000"/>
               </w:rPr>
-              <w:t xml:space="preserve">—</w:t>
+              <w:t xml:space="preserve">11 (4.9)</w:t>
             </w:r>
           </w:p>
         </w:tc>
@@ -769,7 +769,7 @@
                 <w:szCs w:val="18"/>
                 <w:color w:val="000000"/>
               </w:rPr>
-              <w:t xml:space="preserve">  Adrenal insufficiency</w:t>
+              <w:t xml:space="preserve">  Hyperthyroidism</w:t>
             </w:r>
           </w:p>
         </w:tc>
@@ -824,7 +824,7 @@
                 <w:szCs w:val="18"/>
                 <w:color w:val="000000"/>
               </w:rPr>
-              <w:t xml:space="preserve">2 (0.9)</w:t>
+              <w:t xml:space="preserve">0 (0.0)</w:t>
             </w:r>
           </w:p>
         </w:tc>
@@ -879,7 +879,7 @@
                 <w:szCs w:val="18"/>
                 <w:color w:val="000000"/>
               </w:rPr>
-              <w:t xml:space="preserve">3 (1.3)</w:t>
+              <w:t xml:space="preserve">5 (2.2)</w:t>
             </w:r>
           </w:p>
         </w:tc>
@@ -939,7 +939,7 @@
                 <w:szCs w:val="18"/>
                 <w:color w:val="000000"/>
               </w:rPr>
-              <w:t xml:space="preserve">  Hypothyroidism</w:t>
+              <w:t xml:space="preserve">  Adrenal insufficiency</w:t>
             </w:r>
           </w:p>
         </w:tc>
@@ -994,7 +994,7 @@
                 <w:szCs w:val="18"/>
                 <w:color w:val="000000"/>
               </w:rPr>
-              <w:t xml:space="preserve">0 (0.0)</w:t>
+              <w:t xml:space="preserve">2 (0.9)</w:t>
             </w:r>
           </w:p>
         </w:tc>
@@ -1049,7 +1049,7 @@
                 <w:szCs w:val="18"/>
                 <w:color w:val="000000"/>
               </w:rPr>
-              <w:t xml:space="preserve">3 (1.3)</w:t>
+              <w:t xml:space="preserve">4 (1.8)</w:t>
             </w:r>
           </w:p>
         </w:tc>
@@ -1109,7 +1109,7 @@
                 <w:szCs w:val="18"/>
                 <w:color w:val="1F3864"/>
               </w:rPr>
-              <w:t xml:space="preserve">  Hyperthyroidism</w:t>
+              <w:t xml:space="preserve">Gastrointestinal disorders</w:t>
             </w:r>
           </w:p>
         </w:tc>
@@ -1164,7 +1164,7 @@
                 <w:szCs w:val="18"/>
                 <w:color w:val="000000"/>
               </w:rPr>
-              <w:t xml:space="preserve">0 (0.0)</w:t>
+              <w:t xml:space="preserve">3 (1.3)</w:t>
             </w:r>
           </w:p>
         </w:tc>
@@ -1219,7 +1219,7 @@
                 <w:szCs w:val="18"/>
                 <w:color w:val="000000"/>
               </w:rPr>
-              <w:t xml:space="preserve">2 (0.9)</w:t>
+              <w:t xml:space="preserve">13 (5.8)</w:t>
             </w:r>
           </w:p>
         </w:tc>
@@ -1279,7 +1279,7 @@
                 <w:szCs w:val="18"/>
                 <w:color w:val="000000"/>
               </w:rPr>
-              <w:t xml:space="preserve">Gastrointestinal disorders</w:t>
+              <w:t xml:space="preserve">  Colitis</w:t>
             </w:r>
           </w:p>
         </w:tc>
@@ -1334,7 +1334,7 @@
                 <w:szCs w:val="18"/>
                 <w:color w:val="000000"/>
               </w:rPr>
-              <w:t xml:space="preserve">2 (0.9)</w:t>
+              <w:t xml:space="preserve">3 (1.3)</w:t>
             </w:r>
           </w:p>
         </w:tc>
@@ -1389,7 +1389,7 @@
                 <w:szCs w:val="18"/>
                 <w:color w:val="000000"/>
               </w:rPr>
-              <w:t xml:space="preserve">9 (4.0)</w:t>
+              <w:t xml:space="preserve">13 (5.8)</w:t>
             </w:r>
           </w:p>
         </w:tc>
@@ -1449,7 +1449,7 @@
                 <w:szCs w:val="18"/>
                 <w:color w:val="1F3864"/>
               </w:rPr>
-              <w:t xml:space="preserve">Gastrointestinal disorders</w:t>
+              <w:t xml:space="preserve">Hepatobiliary disorders</w:t>
             </w:r>
           </w:p>
         </w:tc>
@@ -1504,7 +1504,7 @@
                 <w:szCs w:val="18"/>
                 <w:color w:val="000000"/>
               </w:rPr>
-              <w:t xml:space="preserve">—</w:t>
+              <w:t xml:space="preserve">2 (0.9)</w:t>
             </w:r>
           </w:p>
         </w:tc>
@@ -1559,7 +1559,7 @@
                 <w:szCs w:val="18"/>
                 <w:color w:val="000000"/>
               </w:rPr>
-              <w:t xml:space="preserve">—</w:t>
+              <w:t xml:space="preserve">5 (2.2)</w:t>
             </w:r>
           </w:p>
         </w:tc>
@@ -1619,7 +1619,7 @@
                 <w:szCs w:val="18"/>
                 <w:color w:val="000000"/>
               </w:rPr>
-              <w:t xml:space="preserve">  Colitis</w:t>
+              <w:t xml:space="preserve">  Hepatitis</w:t>
             </w:r>
           </w:p>
         </w:tc>
@@ -1729,7 +1729,7 @@
                 <w:szCs w:val="18"/>
                 <w:color w:val="000000"/>
               </w:rPr>
-              <w:t xml:space="preserve">9 (4.0)</w:t>
+              <w:t xml:space="preserve">5 (2.2)</w:t>
             </w:r>
           </w:p>
         </w:tc>
@@ -1789,7 +1789,7 @@
                 <w:szCs w:val="18"/>
                 <w:color w:val="1F3864"/>
               </w:rPr>
-              <w:t xml:space="preserve">Hepatobiliary disorders</w:t>
+              <w:t xml:space="preserve">Investigations</w:t>
             </w:r>
           </w:p>
         </w:tc>
@@ -1844,7 +1844,7 @@
                 <w:szCs w:val="18"/>
                 <w:color w:val="000000"/>
               </w:rPr>
-              <w:t xml:space="preserve">2 (0.9)</w:t>
+              <w:t xml:space="preserve">1 (0.4)</w:t>
             </w:r>
           </w:p>
         </w:tc>
@@ -1899,7 +1899,7 @@
                 <w:szCs w:val="18"/>
                 <w:color w:val="000000"/>
               </w:rPr>
-              <w:t xml:space="preserve">2 (0.9)</w:t>
+              <w:t xml:space="preserve">12 (5.4)</w:t>
             </w:r>
           </w:p>
         </w:tc>
@@ -1959,7 +1959,7 @@
                 <w:szCs w:val="18"/>
                 <w:color w:val="000000"/>
               </w:rPr>
-              <w:t xml:space="preserve">Hepatobiliary disorders</w:t>
+              <w:t xml:space="preserve">  Alanine aminotransferase increased</w:t>
             </w:r>
           </w:p>
         </w:tc>
@@ -2014,7 +2014,7 @@
                 <w:szCs w:val="18"/>
                 <w:color w:val="000000"/>
               </w:rPr>
-              <w:t xml:space="preserve">—</w:t>
+              <w:t xml:space="preserve">1 (0.4)</w:t>
             </w:r>
           </w:p>
         </w:tc>
@@ -2069,7 +2069,7 @@
                 <w:szCs w:val="18"/>
                 <w:color w:val="000000"/>
               </w:rPr>
-              <w:t xml:space="preserve">—</w:t>
+              <w:t xml:space="preserve">7 (3.1)</w:t>
             </w:r>
           </w:p>
         </w:tc>
@@ -2129,7 +2129,7 @@
                 <w:szCs w:val="18"/>
                 <w:color w:val="000000"/>
               </w:rPr>
-              <w:t xml:space="preserve">  Hepatitis</w:t>
+              <w:t xml:space="preserve">  Aspartate aminotransferase increased</w:t>
             </w:r>
           </w:p>
         </w:tc>
@@ -2184,7 +2184,7 @@
                 <w:szCs w:val="18"/>
                 <w:color w:val="000000"/>
               </w:rPr>
-              <w:t xml:space="preserve">2 (0.9)</w:t>
+              <w:t xml:space="preserve">0 (0.0)</w:t>
             </w:r>
           </w:p>
         </w:tc>
@@ -2239,7 +2239,7 @@
                 <w:szCs w:val="18"/>
                 <w:color w:val="000000"/>
               </w:rPr>
-              <w:t xml:space="preserve">2 (0.9)</w:t>
+              <w:t xml:space="preserve">6 (2.7)</w:t>
             </w:r>
           </w:p>
         </w:tc>
@@ -2299,7 +2299,7 @@
                 <w:szCs w:val="18"/>
                 <w:color w:val="1F3864"/>
               </w:rPr>
-              <w:t xml:space="preserve">Investigations</w:t>
+              <w:t xml:space="preserve">Respiratory, thoracic and mediastinal disorders</w:t>
             </w:r>
           </w:p>
         </w:tc>
@@ -2409,7 +2409,7 @@
                 <w:szCs w:val="18"/>
                 <w:color w:val="000000"/>
               </w:rPr>
-              <w:t xml:space="preserve">3 (1.3)</w:t>
+              <w:t xml:space="preserve">10 (4.5)</w:t>
             </w:r>
           </w:p>
         </w:tc>
@@ -2469,7 +2469,7 @@
                 <w:szCs w:val="18"/>
                 <w:color w:val="000000"/>
               </w:rPr>
-              <w:t xml:space="preserve">Investigations</w:t>
+              <w:t xml:space="preserve">  Pneumonitis</w:t>
             </w:r>
           </w:p>
         </w:tc>
@@ -2524,7 +2524,7 @@
                 <w:szCs w:val="18"/>
                 <w:color w:val="000000"/>
               </w:rPr>
-              <w:t xml:space="preserve">—</w:t>
+              <w:t xml:space="preserve">0 (0.0)</w:t>
             </w:r>
           </w:p>
         </w:tc>
@@ -2579,7 +2579,7 @@
                 <w:szCs w:val="18"/>
                 <w:color w:val="000000"/>
               </w:rPr>
-              <w:t xml:space="preserve">—</w:t>
+              <w:t xml:space="preserve">10 (4.5)</w:t>
             </w:r>
           </w:p>
         </w:tc>
@@ -2596,7 +2596,7 @@
               <w:left w:val="single" w:sz="8" w:space="0" w:color="666666"/>
               <w:right w:val="single" w:sz="3" w:space="0" w:color="CCCCCC"/>
             </w:tcBorders>
-            <w:shd w:val="clear" w:color="auto" w:fill="FFFFFF"/>
+            <w:shd w:val="clear" w:color="auto" w:fill="F2F2F2"/>
             <w:tcMar>
               <w:top w:w="0" w:type="dxa"/>
               <w:bottom w:w="0" w:type="dxa"/>
@@ -2616,30 +2616,30 @@
                 <w:right w:val="none" w:sz="0" w:space="0" w:color="000000"/>
               </w:pBdr>
               <w:spacing w:after="40" w:before="40" w:line="240"/>
-              <w:ind w:left="300" w:right="100" w:firstLine="0" w:firstLineChars="0"/>
-              <w:rPr>
-                <w:rFonts w:ascii="Arial" w:hAnsi="Arial" w:eastAsia="Arial" w:cs="Arial"/>
-                <w:i w:val="false"/>
-                <w:b w:val="false"/>
-                <w:u w:val="none"/>
-                <w:strike w:val="false"/>
-                <w:sz w:val="18"/>
-                <w:szCs w:val="18"/>
-                <w:color w:val="000000"/>
-              </w:rPr>
-            </w:pPr>
-            <w:r>
-              <w:rPr>
-                <w:rFonts w:ascii="Arial" w:hAnsi="Arial" w:eastAsia="Arial" w:cs="Arial"/>
-                <w:i w:val="false"/>
-                <w:b w:val="false"/>
-                <w:u w:val="none"/>
-                <w:strike w:val="false"/>
-                <w:sz w:val="18"/>
-                <w:szCs w:val="18"/>
-                <w:color w:val="000000"/>
-              </w:rPr>
-              <w:t xml:space="preserve">  Alanine aminotransferase increased</w:t>
+              <w:ind w:left="100" w:right="100" w:firstLine="0" w:firstLineChars="0"/>
+              <w:rPr>
+                <w:rFonts w:ascii="Arial" w:hAnsi="Arial" w:eastAsia="Arial" w:cs="Arial"/>
+                <w:i w:val="false"/>
+                <w:b w:val="true"/>
+                <w:u w:val="none"/>
+                <w:strike w:val="false"/>
+                <w:sz w:val="18"/>
+                <w:szCs w:val="18"/>
+                <w:color w:val="1F3864"/>
+              </w:rPr>
+            </w:pPr>
+            <w:r>
+              <w:rPr>
+                <w:rFonts w:ascii="Arial" w:hAnsi="Arial" w:eastAsia="Arial" w:cs="Arial"/>
+                <w:i w:val="false"/>
+                <w:b w:val="true"/>
+                <w:u w:val="none"/>
+                <w:strike w:val="false"/>
+                <w:sz w:val="18"/>
+                <w:szCs w:val="18"/>
+                <w:color w:val="1F3864"/>
+              </w:rPr>
+              <w:t xml:space="preserve">Skin and subcutaneous tissue disorders</w:t>
             </w:r>
           </w:p>
         </w:tc>
@@ -2651,7 +2651,7 @@
               <w:left w:val="single" w:sz="3" w:space="0" w:color="CCCCCC"/>
               <w:right w:val="single" w:sz="3" w:space="0" w:color="CCCCCC"/>
             </w:tcBorders>
-            <w:shd w:val="clear" w:color="auto" w:fill="FFFFFF"/>
+            <w:shd w:val="clear" w:color="auto" w:fill="F2F2F2"/>
             <w:tcMar>
               <w:top w:w="0" w:type="dxa"/>
               <w:bottom w:w="0" w:type="dxa"/>
@@ -2675,26 +2675,26 @@
               <w:rPr>
                 <w:rFonts w:ascii="Arial" w:hAnsi="Arial" w:eastAsia="Arial" w:cs="Arial"/>
                 <w:i w:val="false"/>
-                <w:b w:val="false"/>
-                <w:u w:val="none"/>
-                <w:strike w:val="false"/>
-                <w:sz w:val="18"/>
-                <w:szCs w:val="18"/>
-                <w:color w:val="000000"/>
-              </w:rPr>
-            </w:pPr>
-            <w:r>
-              <w:rPr>
-                <w:rFonts w:ascii="Arial" w:hAnsi="Arial" w:eastAsia="Arial" w:cs="Arial"/>
-                <w:i w:val="false"/>
-                <w:b w:val="false"/>
-                <w:u w:val="none"/>
-                <w:strike w:val="false"/>
-                <w:sz w:val="18"/>
-                <w:szCs w:val="18"/>
-                <w:color w:val="000000"/>
-              </w:rPr>
-              <w:t xml:space="preserve">0 (0.0)</w:t>
+                <w:b w:val="true"/>
+                <w:u w:val="none"/>
+                <w:strike w:val="false"/>
+                <w:sz w:val="18"/>
+                <w:szCs w:val="18"/>
+                <w:color w:val="000000"/>
+              </w:rPr>
+            </w:pPr>
+            <w:r>
+              <w:rPr>
+                <w:rFonts w:ascii="Arial" w:hAnsi="Arial" w:eastAsia="Arial" w:cs="Arial"/>
+                <w:i w:val="false"/>
+                <w:b w:val="true"/>
+                <w:u w:val="none"/>
+                <w:strike w:val="false"/>
+                <w:sz w:val="18"/>
+                <w:szCs w:val="18"/>
+                <w:color w:val="000000"/>
+              </w:rPr>
+              <w:t xml:space="preserve">6 (2.7)</w:t>
             </w:r>
           </w:p>
         </w:tc>
@@ -2706,7 +2706,7 @@
               <w:left w:val="single" w:sz="3" w:space="0" w:color="CCCCCC"/>
               <w:right w:val="single" w:sz="8" w:space="0" w:color="666666"/>
             </w:tcBorders>
-            <w:shd w:val="clear" w:color="auto" w:fill="FFFFFF"/>
+            <w:shd w:val="clear" w:color="auto" w:fill="F2F2F2"/>
             <w:tcMar>
               <w:top w:w="0" w:type="dxa"/>
               <w:bottom w:w="0" w:type="dxa"/>
@@ -2730,26 +2730,26 @@
               <w:rPr>
                 <w:rFonts w:ascii="Arial" w:hAnsi="Arial" w:eastAsia="Arial" w:cs="Arial"/>
                 <w:i w:val="false"/>
-                <w:b w:val="false"/>
-                <w:u w:val="none"/>
-                <w:strike w:val="false"/>
-                <w:sz w:val="18"/>
-                <w:szCs w:val="18"/>
-                <w:color w:val="000000"/>
-              </w:rPr>
-            </w:pPr>
-            <w:r>
-              <w:rPr>
-                <w:rFonts w:ascii="Arial" w:hAnsi="Arial" w:eastAsia="Arial" w:cs="Arial"/>
-                <w:i w:val="false"/>
-                <w:b w:val="false"/>
-                <w:u w:val="none"/>
-                <w:strike w:val="false"/>
-                <w:sz w:val="18"/>
-                <w:szCs w:val="18"/>
-                <w:color w:val="000000"/>
-              </w:rPr>
-              <w:t xml:space="preserve">2 (0.9)</w:t>
+                <w:b w:val="true"/>
+                <w:u w:val="none"/>
+                <w:strike w:val="false"/>
+                <w:sz w:val="18"/>
+                <w:szCs w:val="18"/>
+                <w:color w:val="000000"/>
+              </w:rPr>
+            </w:pPr>
+            <w:r>
+              <w:rPr>
+                <w:rFonts w:ascii="Arial" w:hAnsi="Arial" w:eastAsia="Arial" w:cs="Arial"/>
+                <w:i w:val="false"/>
+                <w:b w:val="true"/>
+                <w:u w:val="none"/>
+                <w:strike w:val="false"/>
+                <w:sz w:val="18"/>
+                <w:szCs w:val="18"/>
+                <w:color w:val="000000"/>
+              </w:rPr>
+              <w:t xml:space="preserve">24 (10.7)</w:t>
             </w:r>
           </w:p>
         </w:tc>
@@ -2786,30 +2786,30 @@
                 <w:right w:val="none" w:sz="0" w:space="0" w:color="000000"/>
               </w:pBdr>
               <w:spacing w:after="40" w:before="40" w:line="240"/>
-              <w:ind w:left="100" w:right="100" w:firstLine="0" w:firstLineChars="0"/>
-              <w:rPr>
-                <w:rFonts w:ascii="Arial" w:hAnsi="Arial" w:eastAsia="Arial" w:cs="Arial"/>
-                <w:i w:val="false"/>
-                <w:b w:val="false"/>
-                <w:u w:val="none"/>
-                <w:strike w:val="false"/>
-                <w:sz w:val="18"/>
-                <w:szCs w:val="18"/>
-                <w:color w:val="000000"/>
-              </w:rPr>
-            </w:pPr>
-            <w:r>
-              <w:rPr>
-                <w:rFonts w:ascii="Arial" w:hAnsi="Arial" w:eastAsia="Arial" w:cs="Arial"/>
-                <w:i w:val="false"/>
-                <w:b w:val="false"/>
-                <w:u w:val="none"/>
-                <w:strike w:val="false"/>
-                <w:sz w:val="18"/>
-                <w:szCs w:val="18"/>
-                <w:color w:val="000000"/>
-              </w:rPr>
-              <w:t xml:space="preserve">  Aspartate aminotransferase increased</w:t>
+              <w:ind w:left="300" w:right="100" w:firstLine="0" w:firstLineChars="0"/>
+              <w:rPr>
+                <w:rFonts w:ascii="Arial" w:hAnsi="Arial" w:eastAsia="Arial" w:cs="Arial"/>
+                <w:i w:val="false"/>
+                <w:b w:val="false"/>
+                <w:u w:val="none"/>
+                <w:strike w:val="false"/>
+                <w:sz w:val="18"/>
+                <w:szCs w:val="18"/>
+                <w:color w:val="000000"/>
+              </w:rPr>
+            </w:pPr>
+            <w:r>
+              <w:rPr>
+                <w:rFonts w:ascii="Arial" w:hAnsi="Arial" w:eastAsia="Arial" w:cs="Arial"/>
+                <w:i w:val="false"/>
+                <w:b w:val="false"/>
+                <w:u w:val="none"/>
+                <w:strike w:val="false"/>
+                <w:sz w:val="18"/>
+                <w:szCs w:val="18"/>
+                <w:color w:val="000000"/>
+              </w:rPr>
+              <w:t xml:space="preserve">  Pruritus</w:t>
             </w:r>
           </w:p>
         </w:tc>
@@ -2864,7 +2864,7 @@
                 <w:szCs w:val="18"/>
                 <w:color w:val="000000"/>
               </w:rPr>
-              <w:t xml:space="preserve">0 (0.0)</w:t>
+              <w:t xml:space="preserve">3 (1.3)</w:t>
             </w:r>
           </w:p>
         </w:tc>
@@ -2919,7 +2919,7 @@
                 <w:szCs w:val="18"/>
                 <w:color w:val="000000"/>
               </w:rPr>
-              <w:t xml:space="preserve">1 (0.4)</w:t>
+              <w:t xml:space="preserve">14 (6.2)</w:t>
             </w:r>
           </w:p>
         </w:tc>
@@ -2931,516 +2931,6 @@
         <w:tc>
           <w:tcPr>
             <w:tcBorders>
-              <w:bottom w:val="single" w:sz="3" w:space="0" w:color="CCCCCC"/>
-              <w:top w:val="single" w:sz="3" w:space="0" w:color="CCCCCC"/>
-              <w:left w:val="single" w:sz="8" w:space="0" w:color="666666"/>
-              <w:right w:val="single" w:sz="3" w:space="0" w:color="CCCCCC"/>
-            </w:tcBorders>
-            <w:shd w:val="clear" w:color="auto" w:fill="FFFFFF"/>
-            <w:tcMar>
-              <w:top w:w="0" w:type="dxa"/>
-              <w:bottom w:w="0" w:type="dxa"/>
-              <w:left w:w="0" w:type="dxa"/>
-              <w:right w:w="0" w:type="dxa"/>
-            </w:tcMar>
-            <w:vAlign w:val="center"/>
-          </w:tcPr>
-          <w:p>
-            <w:pPr>
-              <w:pStyle w:val="Normal"/>
-              <w:jc w:val="left"/>
-              <w:pBdr>
-                <w:bottom w:val="none" w:sz="0" w:space="0" w:color="000000"/>
-                <w:top w:val="none" w:sz="0" w:space="0" w:color="000000"/>
-                <w:left w:val="none" w:sz="0" w:space="0" w:color="000000"/>
-                <w:right w:val="none" w:sz="0" w:space="0" w:color="000000"/>
-              </w:pBdr>
-              <w:spacing w:after="40" w:before="40" w:line="240"/>
-              <w:ind w:left="100" w:right="100" w:firstLine="0" w:firstLineChars="0"/>
-              <w:rPr>
-                <w:rFonts w:ascii="Arial" w:hAnsi="Arial" w:eastAsia="Arial" w:cs="Arial"/>
-                <w:i w:val="false"/>
-                <w:b w:val="false"/>
-                <w:u w:val="none"/>
-                <w:strike w:val="false"/>
-                <w:sz w:val="18"/>
-                <w:szCs w:val="18"/>
-                <w:color w:val="000000"/>
-              </w:rPr>
-            </w:pPr>
-            <w:r>
-              <w:rPr>
-                <w:rFonts w:ascii="Arial" w:hAnsi="Arial" w:eastAsia="Arial" w:cs="Arial"/>
-                <w:i w:val="false"/>
-                <w:b w:val="false"/>
-                <w:u w:val="none"/>
-                <w:strike w:val="false"/>
-                <w:sz w:val="18"/>
-                <w:szCs w:val="18"/>
-                <w:color w:val="000000"/>
-              </w:rPr>
-              <w:t xml:space="preserve">Skin and subcutaneous tissue disorders</w:t>
-            </w:r>
-          </w:p>
-        </w:tc>
-        <w:tc>
-          <w:tcPr>
-            <w:tcBorders>
-              <w:bottom w:val="single" w:sz="3" w:space="0" w:color="CCCCCC"/>
-              <w:top w:val="single" w:sz="3" w:space="0" w:color="CCCCCC"/>
-              <w:left w:val="single" w:sz="3" w:space="0" w:color="CCCCCC"/>
-              <w:right w:val="single" w:sz="3" w:space="0" w:color="CCCCCC"/>
-            </w:tcBorders>
-            <w:shd w:val="clear" w:color="auto" w:fill="FFFFFF"/>
-            <w:tcMar>
-              <w:top w:w="0" w:type="dxa"/>
-              <w:bottom w:w="0" w:type="dxa"/>
-              <w:left w:w="0" w:type="dxa"/>
-              <w:right w:w="0" w:type="dxa"/>
-            </w:tcMar>
-            <w:vAlign w:val="center"/>
-          </w:tcPr>
-          <w:p>
-            <w:pPr>
-              <w:pStyle w:val="Normal"/>
-              <w:jc w:val="center"/>
-              <w:pBdr>
-                <w:bottom w:val="none" w:sz="0" w:space="0" w:color="000000"/>
-                <w:top w:val="none" w:sz="0" w:space="0" w:color="000000"/>
-                <w:left w:val="none" w:sz="0" w:space="0" w:color="000000"/>
-                <w:right w:val="none" w:sz="0" w:space="0" w:color="000000"/>
-              </w:pBdr>
-              <w:spacing w:after="40" w:before="40" w:line="240"/>
-              <w:ind w:left="100" w:right="100" w:firstLine="0" w:firstLineChars="0"/>
-              <w:rPr>
-                <w:rFonts w:ascii="Arial" w:hAnsi="Arial" w:eastAsia="Arial" w:cs="Arial"/>
-                <w:i w:val="false"/>
-                <w:b w:val="false"/>
-                <w:u w:val="none"/>
-                <w:strike w:val="false"/>
-                <w:sz w:val="18"/>
-                <w:szCs w:val="18"/>
-                <w:color w:val="000000"/>
-              </w:rPr>
-            </w:pPr>
-            <w:r>
-              <w:rPr>
-                <w:rFonts w:ascii="Arial" w:hAnsi="Arial" w:eastAsia="Arial" w:cs="Arial"/>
-                <w:i w:val="false"/>
-                <w:b w:val="false"/>
-                <w:u w:val="none"/>
-                <w:strike w:val="false"/>
-                <w:sz w:val="18"/>
-                <w:szCs w:val="18"/>
-                <w:color w:val="000000"/>
-              </w:rPr>
-              <w:t xml:space="preserve">1 (0.4)</w:t>
-            </w:r>
-          </w:p>
-        </w:tc>
-        <w:tc>
-          <w:tcPr>
-            <w:tcBorders>
-              <w:bottom w:val="single" w:sz="3" w:space="0" w:color="CCCCCC"/>
-              <w:top w:val="single" w:sz="3" w:space="0" w:color="CCCCCC"/>
-              <w:left w:val="single" w:sz="3" w:space="0" w:color="CCCCCC"/>
-              <w:right w:val="single" w:sz="8" w:space="0" w:color="666666"/>
-            </w:tcBorders>
-            <w:shd w:val="clear" w:color="auto" w:fill="FFFFFF"/>
-            <w:tcMar>
-              <w:top w:w="0" w:type="dxa"/>
-              <w:bottom w:w="0" w:type="dxa"/>
-              <w:left w:w="0" w:type="dxa"/>
-              <w:right w:w="0" w:type="dxa"/>
-            </w:tcMar>
-            <w:vAlign w:val="center"/>
-          </w:tcPr>
-          <w:p>
-            <w:pPr>
-              <w:pStyle w:val="Normal"/>
-              <w:jc w:val="center"/>
-              <w:pBdr>
-                <w:bottom w:val="none" w:sz="0" w:space="0" w:color="000000"/>
-                <w:top w:val="none" w:sz="0" w:space="0" w:color="000000"/>
-                <w:left w:val="none" w:sz="0" w:space="0" w:color="000000"/>
-                <w:right w:val="none" w:sz="0" w:space="0" w:color="000000"/>
-              </w:pBdr>
-              <w:spacing w:after="40" w:before="40" w:line="240"/>
-              <w:ind w:left="100" w:right="100" w:firstLine="0" w:firstLineChars="0"/>
-              <w:rPr>
-                <w:rFonts w:ascii="Arial" w:hAnsi="Arial" w:eastAsia="Arial" w:cs="Arial"/>
-                <w:i w:val="false"/>
-                <w:b w:val="false"/>
-                <w:u w:val="none"/>
-                <w:strike w:val="false"/>
-                <w:sz w:val="18"/>
-                <w:szCs w:val="18"/>
-                <w:color w:val="000000"/>
-              </w:rPr>
-            </w:pPr>
-            <w:r>
-              <w:rPr>
-                <w:rFonts w:ascii="Arial" w:hAnsi="Arial" w:eastAsia="Arial" w:cs="Arial"/>
-                <w:i w:val="false"/>
-                <w:b w:val="false"/>
-                <w:u w:val="none"/>
-                <w:strike w:val="false"/>
-                <w:sz w:val="18"/>
-                <w:szCs w:val="18"/>
-                <w:color w:val="000000"/>
-              </w:rPr>
-              <w:t xml:space="preserve">14 (6.2)</w:t>
-            </w:r>
-          </w:p>
-        </w:tc>
-      </w:tr>
-      <w:tr>
-        <w:trPr>
-          <w:trHeight w:val="360" w:hRule="auto"/>
-        </w:trPr>
-        <w:tc>
-          <w:tcPr>
-            <w:tcBorders>
-              <w:bottom w:val="single" w:sz="3" w:space="0" w:color="CCCCCC"/>
-              <w:top w:val="single" w:sz="3" w:space="0" w:color="CCCCCC"/>
-              <w:left w:val="single" w:sz="8" w:space="0" w:color="666666"/>
-              <w:right w:val="single" w:sz="3" w:space="0" w:color="CCCCCC"/>
-            </w:tcBorders>
-            <w:shd w:val="clear" w:color="auto" w:fill="FFFFFF"/>
-            <w:tcMar>
-              <w:top w:w="0" w:type="dxa"/>
-              <w:bottom w:w="0" w:type="dxa"/>
-              <w:left w:w="0" w:type="dxa"/>
-              <w:right w:w="0" w:type="dxa"/>
-            </w:tcMar>
-            <w:vAlign w:val="center"/>
-          </w:tcPr>
-          <w:p>
-            <w:pPr>
-              <w:pStyle w:val="Normal"/>
-              <w:jc w:val="left"/>
-              <w:pBdr>
-                <w:bottom w:val="none" w:sz="0" w:space="0" w:color="000000"/>
-                <w:top w:val="none" w:sz="0" w:space="0" w:color="000000"/>
-                <w:left w:val="none" w:sz="0" w:space="0" w:color="000000"/>
-                <w:right w:val="none" w:sz="0" w:space="0" w:color="000000"/>
-              </w:pBdr>
-              <w:spacing w:after="40" w:before="40" w:line="240"/>
-              <w:ind w:left="100" w:right="100" w:firstLine="0" w:firstLineChars="0"/>
-              <w:rPr>
-                <w:rFonts w:ascii="Arial" w:hAnsi="Arial" w:eastAsia="Arial" w:cs="Arial"/>
-                <w:i w:val="false"/>
-                <w:b w:val="false"/>
-                <w:u w:val="none"/>
-                <w:strike w:val="false"/>
-                <w:sz w:val="18"/>
-                <w:szCs w:val="18"/>
-                <w:color w:val="000000"/>
-              </w:rPr>
-            </w:pPr>
-            <w:r>
-              <w:rPr>
-                <w:rFonts w:ascii="Arial" w:hAnsi="Arial" w:eastAsia="Arial" w:cs="Arial"/>
-                <w:i w:val="false"/>
-                <w:b w:val="false"/>
-                <w:u w:val="none"/>
-                <w:strike w:val="false"/>
-                <w:sz w:val="18"/>
-                <w:szCs w:val="18"/>
-                <w:color w:val="000000"/>
-              </w:rPr>
-              <w:t xml:space="preserve">Skin and subcutaneous tissue disorders</w:t>
-            </w:r>
-          </w:p>
-        </w:tc>
-        <w:tc>
-          <w:tcPr>
-            <w:tcBorders>
-              <w:bottom w:val="single" w:sz="3" w:space="0" w:color="CCCCCC"/>
-              <w:top w:val="single" w:sz="3" w:space="0" w:color="CCCCCC"/>
-              <w:left w:val="single" w:sz="3" w:space="0" w:color="CCCCCC"/>
-              <w:right w:val="single" w:sz="3" w:space="0" w:color="CCCCCC"/>
-            </w:tcBorders>
-            <w:shd w:val="clear" w:color="auto" w:fill="FFFFFF"/>
-            <w:tcMar>
-              <w:top w:w="0" w:type="dxa"/>
-              <w:bottom w:w="0" w:type="dxa"/>
-              <w:left w:w="0" w:type="dxa"/>
-              <w:right w:w="0" w:type="dxa"/>
-            </w:tcMar>
-            <w:vAlign w:val="center"/>
-          </w:tcPr>
-          <w:p>
-            <w:pPr>
-              <w:pStyle w:val="Normal"/>
-              <w:jc w:val="center"/>
-              <w:pBdr>
-                <w:bottom w:val="none" w:sz="0" w:space="0" w:color="000000"/>
-                <w:top w:val="none" w:sz="0" w:space="0" w:color="000000"/>
-                <w:left w:val="none" w:sz="0" w:space="0" w:color="000000"/>
-                <w:right w:val="none" w:sz="0" w:space="0" w:color="000000"/>
-              </w:pBdr>
-              <w:spacing w:after="40" w:before="40" w:line="240"/>
-              <w:ind w:left="100" w:right="100" w:firstLine="0" w:firstLineChars="0"/>
-              <w:rPr>
-                <w:rFonts w:ascii="Arial" w:hAnsi="Arial" w:eastAsia="Arial" w:cs="Arial"/>
-                <w:i w:val="false"/>
-                <w:b w:val="false"/>
-                <w:u w:val="none"/>
-                <w:strike w:val="false"/>
-                <w:sz w:val="18"/>
-                <w:szCs w:val="18"/>
-                <w:color w:val="000000"/>
-              </w:rPr>
-            </w:pPr>
-            <w:r>
-              <w:rPr>
-                <w:rFonts w:ascii="Arial" w:hAnsi="Arial" w:eastAsia="Arial" w:cs="Arial"/>
-                <w:i w:val="false"/>
-                <w:b w:val="false"/>
-                <w:u w:val="none"/>
-                <w:strike w:val="false"/>
-                <w:sz w:val="18"/>
-                <w:szCs w:val="18"/>
-                <w:color w:val="000000"/>
-              </w:rPr>
-              <w:t xml:space="preserve">—</w:t>
-            </w:r>
-          </w:p>
-        </w:tc>
-        <w:tc>
-          <w:tcPr>
-            <w:tcBorders>
-              <w:bottom w:val="single" w:sz="3" w:space="0" w:color="CCCCCC"/>
-              <w:top w:val="single" w:sz="3" w:space="0" w:color="CCCCCC"/>
-              <w:left w:val="single" w:sz="3" w:space="0" w:color="CCCCCC"/>
-              <w:right w:val="single" w:sz="8" w:space="0" w:color="666666"/>
-            </w:tcBorders>
-            <w:shd w:val="clear" w:color="auto" w:fill="FFFFFF"/>
-            <w:tcMar>
-              <w:top w:w="0" w:type="dxa"/>
-              <w:bottom w:w="0" w:type="dxa"/>
-              <w:left w:w="0" w:type="dxa"/>
-              <w:right w:w="0" w:type="dxa"/>
-            </w:tcMar>
-            <w:vAlign w:val="center"/>
-          </w:tcPr>
-          <w:p>
-            <w:pPr>
-              <w:pStyle w:val="Normal"/>
-              <w:jc w:val="center"/>
-              <w:pBdr>
-                <w:bottom w:val="none" w:sz="0" w:space="0" w:color="000000"/>
-                <w:top w:val="none" w:sz="0" w:space="0" w:color="000000"/>
-                <w:left w:val="none" w:sz="0" w:space="0" w:color="000000"/>
-                <w:right w:val="none" w:sz="0" w:space="0" w:color="000000"/>
-              </w:pBdr>
-              <w:spacing w:after="40" w:before="40" w:line="240"/>
-              <w:ind w:left="100" w:right="100" w:firstLine="0" w:firstLineChars="0"/>
-              <w:rPr>
-                <w:rFonts w:ascii="Arial" w:hAnsi="Arial" w:eastAsia="Arial" w:cs="Arial"/>
-                <w:i w:val="false"/>
-                <w:b w:val="false"/>
-                <w:u w:val="none"/>
-                <w:strike w:val="false"/>
-                <w:sz w:val="18"/>
-                <w:szCs w:val="18"/>
-                <w:color w:val="000000"/>
-              </w:rPr>
-            </w:pPr>
-            <w:r>
-              <w:rPr>
-                <w:rFonts w:ascii="Arial" w:hAnsi="Arial" w:eastAsia="Arial" w:cs="Arial"/>
-                <w:i w:val="false"/>
-                <w:b w:val="false"/>
-                <w:u w:val="none"/>
-                <w:strike w:val="false"/>
-                <w:sz w:val="18"/>
-                <w:szCs w:val="18"/>
-                <w:color w:val="000000"/>
-              </w:rPr>
-              <w:t xml:space="preserve">—</w:t>
-            </w:r>
-          </w:p>
-        </w:tc>
-      </w:tr>
-      <w:tr>
-        <w:trPr>
-          <w:trHeight w:val="360" w:hRule="auto"/>
-        </w:trPr>
-        <w:tc>
-          <w:tcPr>
-            <w:tcBorders>
-              <w:bottom w:val="single" w:sz="3" w:space="0" w:color="CCCCCC"/>
-              <w:top w:val="single" w:sz="3" w:space="0" w:color="CCCCCC"/>
-              <w:left w:val="single" w:sz="8" w:space="0" w:color="666666"/>
-              <w:right w:val="single" w:sz="3" w:space="0" w:color="CCCCCC"/>
-            </w:tcBorders>
-            <w:shd w:val="clear" w:color="auto" w:fill="FFFFFF"/>
-            <w:tcMar>
-              <w:top w:w="0" w:type="dxa"/>
-              <w:bottom w:w="0" w:type="dxa"/>
-              <w:left w:w="0" w:type="dxa"/>
-              <w:right w:w="0" w:type="dxa"/>
-            </w:tcMar>
-            <w:vAlign w:val="center"/>
-          </w:tcPr>
-          <w:p>
-            <w:pPr>
-              <w:pStyle w:val="Normal"/>
-              <w:jc w:val="left"/>
-              <w:pBdr>
-                <w:bottom w:val="none" w:sz="0" w:space="0" w:color="000000"/>
-                <w:top w:val="none" w:sz="0" w:space="0" w:color="000000"/>
-                <w:left w:val="none" w:sz="0" w:space="0" w:color="000000"/>
-                <w:right w:val="none" w:sz="0" w:space="0" w:color="000000"/>
-              </w:pBdr>
-              <w:spacing w:after="40" w:before="40" w:line="240"/>
-              <w:ind w:left="100" w:right="100" w:firstLine="0" w:firstLineChars="0"/>
-              <w:rPr>
-                <w:rFonts w:ascii="Arial" w:hAnsi="Arial" w:eastAsia="Arial" w:cs="Arial"/>
-                <w:i w:val="false"/>
-                <w:b w:val="false"/>
-                <w:u w:val="none"/>
-                <w:strike w:val="false"/>
-                <w:sz w:val="18"/>
-                <w:szCs w:val="18"/>
-                <w:color w:val="000000"/>
-              </w:rPr>
-            </w:pPr>
-            <w:r>
-              <w:rPr>
-                <w:rFonts w:ascii="Arial" w:hAnsi="Arial" w:eastAsia="Arial" w:cs="Arial"/>
-                <w:i w:val="false"/>
-                <w:b w:val="false"/>
-                <w:u w:val="none"/>
-                <w:strike w:val="false"/>
-                <w:sz w:val="18"/>
-                <w:szCs w:val="18"/>
-                <w:color w:val="000000"/>
-              </w:rPr>
-              <w:t xml:space="preserve">  Pruritus</w:t>
-            </w:r>
-          </w:p>
-        </w:tc>
-        <w:tc>
-          <w:tcPr>
-            <w:tcBorders>
-              <w:bottom w:val="single" w:sz="3" w:space="0" w:color="CCCCCC"/>
-              <w:top w:val="single" w:sz="3" w:space="0" w:color="CCCCCC"/>
-              <w:left w:val="single" w:sz="3" w:space="0" w:color="CCCCCC"/>
-              <w:right w:val="single" w:sz="3" w:space="0" w:color="CCCCCC"/>
-            </w:tcBorders>
-            <w:shd w:val="clear" w:color="auto" w:fill="FFFFFF"/>
-            <w:tcMar>
-              <w:top w:w="0" w:type="dxa"/>
-              <w:bottom w:w="0" w:type="dxa"/>
-              <w:left w:w="0" w:type="dxa"/>
-              <w:right w:w="0" w:type="dxa"/>
-            </w:tcMar>
-            <w:vAlign w:val="center"/>
-          </w:tcPr>
-          <w:p>
-            <w:pPr>
-              <w:pStyle w:val="Normal"/>
-              <w:jc w:val="center"/>
-              <w:pBdr>
-                <w:bottom w:val="none" w:sz="0" w:space="0" w:color="000000"/>
-                <w:top w:val="none" w:sz="0" w:space="0" w:color="000000"/>
-                <w:left w:val="none" w:sz="0" w:space="0" w:color="000000"/>
-                <w:right w:val="none" w:sz="0" w:space="0" w:color="000000"/>
-              </w:pBdr>
-              <w:spacing w:after="40" w:before="40" w:line="240"/>
-              <w:ind w:left="100" w:right="100" w:firstLine="0" w:firstLineChars="0"/>
-              <w:rPr>
-                <w:rFonts w:ascii="Arial" w:hAnsi="Arial" w:eastAsia="Arial" w:cs="Arial"/>
-                <w:i w:val="false"/>
-                <w:b w:val="false"/>
-                <w:u w:val="none"/>
-                <w:strike w:val="false"/>
-                <w:sz w:val="18"/>
-                <w:szCs w:val="18"/>
-                <w:color w:val="000000"/>
-              </w:rPr>
-            </w:pPr>
-            <w:r>
-              <w:rPr>
-                <w:rFonts w:ascii="Arial" w:hAnsi="Arial" w:eastAsia="Arial" w:cs="Arial"/>
-                <w:i w:val="false"/>
-                <w:b w:val="false"/>
-                <w:u w:val="none"/>
-                <w:strike w:val="false"/>
-                <w:sz w:val="18"/>
-                <w:szCs w:val="18"/>
-                <w:color w:val="000000"/>
-              </w:rPr>
-              <w:t xml:space="preserve">1 (0.4)</w:t>
-            </w:r>
-          </w:p>
-        </w:tc>
-        <w:tc>
-          <w:tcPr>
-            <w:tcBorders>
-              <w:bottom w:val="single" w:sz="3" w:space="0" w:color="CCCCCC"/>
-              <w:top w:val="single" w:sz="3" w:space="0" w:color="CCCCCC"/>
-              <w:left w:val="single" w:sz="3" w:space="0" w:color="CCCCCC"/>
-              <w:right w:val="single" w:sz="8" w:space="0" w:color="666666"/>
-            </w:tcBorders>
-            <w:shd w:val="clear" w:color="auto" w:fill="FFFFFF"/>
-            <w:tcMar>
-              <w:top w:w="0" w:type="dxa"/>
-              <w:bottom w:w="0" w:type="dxa"/>
-              <w:left w:w="0" w:type="dxa"/>
-              <w:right w:w="0" w:type="dxa"/>
-            </w:tcMar>
-            <w:vAlign w:val="center"/>
-          </w:tcPr>
-          <w:p>
-            <w:pPr>
-              <w:pStyle w:val="Normal"/>
-              <w:jc w:val="center"/>
-              <w:pBdr>
-                <w:bottom w:val="none" w:sz="0" w:space="0" w:color="000000"/>
-                <w:top w:val="none" w:sz="0" w:space="0" w:color="000000"/>
-                <w:left w:val="none" w:sz="0" w:space="0" w:color="000000"/>
-                <w:right w:val="none" w:sz="0" w:space="0" w:color="000000"/>
-              </w:pBdr>
-              <w:spacing w:after="40" w:before="40" w:line="240"/>
-              <w:ind w:left="100" w:right="100" w:firstLine="0" w:firstLineChars="0"/>
-              <w:rPr>
-                <w:rFonts w:ascii="Arial" w:hAnsi="Arial" w:eastAsia="Arial" w:cs="Arial"/>
-                <w:i w:val="false"/>
-                <w:b w:val="false"/>
-                <w:u w:val="none"/>
-                <w:strike w:val="false"/>
-                <w:sz w:val="18"/>
-                <w:szCs w:val="18"/>
-                <w:color w:val="000000"/>
-              </w:rPr>
-            </w:pPr>
-            <w:r>
-              <w:rPr>
-                <w:rFonts w:ascii="Arial" w:hAnsi="Arial" w:eastAsia="Arial" w:cs="Arial"/>
-                <w:i w:val="false"/>
-                <w:b w:val="false"/>
-                <w:u w:val="none"/>
-                <w:strike w:val="false"/>
-                <w:sz w:val="18"/>
-                <w:szCs w:val="18"/>
-                <w:color w:val="000000"/>
-              </w:rPr>
-              <w:t xml:space="preserve">8 (3.6)</w:t>
-            </w:r>
-          </w:p>
-        </w:tc>
-      </w:tr>
-      <w:tr>
-        <w:trPr>
-          <w:trHeight w:val="360" w:hRule="auto"/>
-        </w:trPr>
-        <w:tc>
-          <w:tcPr>
-            <w:tcBorders>
               <w:bottom w:val="single" w:sz="8" w:space="0" w:color="666666"/>
               <w:top w:val="single" w:sz="3" w:space="0" w:color="CCCCCC"/>
               <w:left w:val="single" w:sz="8" w:space="0" w:color="666666"/>
@@ -3466,7 +2956,7 @@
                 <w:right w:val="none" w:sz="0" w:space="0" w:color="000000"/>
               </w:pBdr>
               <w:spacing w:after="40" w:before="40" w:line="240"/>
-              <w:ind w:left="100" w:right="100" w:firstLine="0" w:firstLineChars="0"/>
+              <w:ind w:left="300" w:right="100" w:firstLine="0" w:firstLineChars="0"/>
               <w:rPr>
                 <w:rFonts w:ascii="Arial" w:hAnsi="Arial" w:eastAsia="Arial" w:cs="Arial"/>
                 <w:i w:val="false"/>
@@ -3544,7 +3034,7 @@
                 <w:szCs w:val="18"/>
                 <w:color w:val="000000"/>
               </w:rPr>
-              <w:t xml:space="preserve">0 (0.0)</w:t>
+              <w:t xml:space="preserve">3 (1.3)</w:t>
             </w:r>
           </w:p>
         </w:tc>
@@ -3599,7 +3089,7 @@
                 <w:szCs w:val="18"/>
                 <w:color w:val="000000"/>
               </w:rPr>
-              <w:t xml:space="preserve">6 (2.7)</w:t>
+              <w:t xml:space="preserve">11 (4.9)</w:t>
             </w:r>
           </w:p>
         </w:tc>
@@ -3714,7 +3204,7 @@
           <w:szCs w:val="14"/>
           <w:color w:val="C0392B"/>
         </w:rPr>
-        <w:t xml:space="preserve">DRAFT — produced 2026-06-05 — synthetic data, NOT for regulatory submission</w:t>
+        <w:t xml:space="preserve">DRAFT — produced 2026-07-19 — synthetic data, NOT for regulatory submission</w:t>
       </w:r>
     </w:p>
     <w:sectPr>

--- a/tfl/tables/T-AE-05.docx
+++ b/tfl/tables/T-AE-05.docx
@@ -484,7 +484,7 @@
                 <w:szCs w:val="18"/>
                 <w:color w:val="000000"/>
               </w:rPr>
-              <w:t xml:space="preserve">4 (1.8)</w:t>
+              <w:t xml:space="preserve">3 (1.3)</w:t>
             </w:r>
           </w:p>
         </w:tc>
@@ -654,7 +654,7 @@
                 <w:szCs w:val="18"/>
                 <w:color w:val="000000"/>
               </w:rPr>
-              <w:t xml:space="preserve">2 (0.9)</w:t>
+              <w:t xml:space="preserve">1 (0.4)</w:t>
             </w:r>
           </w:p>
         </w:tc>
@@ -2694,7 +2694,7 @@
                 <w:szCs w:val="18"/>
                 <w:color w:val="000000"/>
               </w:rPr>
-              <w:t xml:space="preserve">6 (2.7)</w:t>
+              <w:t xml:space="preserve">5 (2.2)</w:t>
             </w:r>
           </w:p>
         </w:tc>
@@ -2864,7 +2864,7 @@
                 <w:szCs w:val="18"/>
                 <w:color w:val="000000"/>
               </w:rPr>
-              <w:t xml:space="preserve">3 (1.3)</w:t>
+              <w:t xml:space="preserve">2 (0.9)</w:t>
             </w:r>
           </w:p>
         </w:tc>
